--- a/pr-preview/pr-310/notation.docx
+++ b/pr-preview/pr-310/notation.docx
@@ -15,7 +15,7 @@
         <w:pStyle w:val="Date"/>
       </w:pPr>
       <w:r>
-        <w:t xml:space="preserve">Last modified: 2026-10-15 08:32:48 (PDT)</w:t>
+        <w:t xml:space="preserve">Last modified: 2026-10-15 13:37:28 (PDT)</w:t>
       </w:r>
     </w:p>
     <w:p>
@@ -51,7 +51,7 @@
       <w:tr>
         <w:tc>
           <w:tcPr/>
-          <w:bookmarkStart w:id="22" w:name="tbl-notation-collected"/>
+          <w:bookmarkStart w:id="23" w:name="tbl-notation-collected"/>
           <w:p>
             <w:pPr>
               <w:jc w:val="center"/>
@@ -254,7 +254,7 @@
                     <w:pStyle w:val="Compact"/>
                     <w:jc w:val="center"/>
                   </w:pPr>
-                  <w:hyperlink r:id="rId10">
+                  <w:hyperlink r:id="rId11">
                     <w:r>
                       <w:rPr>
                         <w:rStyle w:val="Hyperlink"/>
@@ -424,7 +424,7 @@
                   <w:r>
                     <w:t xml:space="preserve"> </w:t>
                   </w:r>
-                  <w:hyperlink r:id="rId11">
+                  <w:hyperlink r:id="rId12">
                     <w:r>
                       <w:rPr>
                         <w:rStyle w:val="Hyperlink"/>
@@ -490,7 +490,7 @@
                     <w:pStyle w:val="Compact"/>
                     <w:jc w:val="center"/>
                   </w:pPr>
-                  <w:hyperlink r:id="rId12">
+                  <w:hyperlink r:id="rId13">
                     <w:r>
                       <w:rPr>
                         <w:rStyle w:val="Hyperlink"/>
@@ -625,7 +625,7 @@
                   <w:r>
                     <w:t xml:space="preserve"> </w:t>
                   </w:r>
-                  <w:hyperlink r:id="rId13">
+                  <w:hyperlink r:id="rId14">
                     <w:r>
                       <w:rPr>
                         <w:rStyle w:val="Hyperlink"/>
@@ -687,7 +687,7 @@
                     <w:pStyle w:val="Compact"/>
                     <w:jc w:val="center"/>
                   </w:pPr>
-                  <w:hyperlink r:id="rId14">
+                  <w:hyperlink r:id="rId15">
                     <w:r>
                       <w:rPr>
                         <w:rStyle w:val="Hyperlink"/>
@@ -813,7 +813,7 @@
                   <w:r>
                     <w:t xml:space="preserve"> </w:t>
                   </w:r>
-                  <w:hyperlink r:id="rId15">
+                  <w:hyperlink r:id="rId16">
                     <w:r>
                       <w:rPr>
                         <w:rStyle w:val="Hyperlink"/>
@@ -825,7 +825,7 @@
                     <w:rPr>
                       <w:rStyle w:val="FootnoteReference"/>
                     </w:rPr>
-                    <w:footnoteReference w:id="16"/>
+                    <w:footnoteReference w:id="17"/>
                   </w:r>
                 </w:p>
               </w:tc>
@@ -888,7 +888,7 @@
                     <w:pStyle w:val="Compact"/>
                     <w:jc w:val="center"/>
                   </w:pPr>
-                  <w:hyperlink r:id="rId17">
+                  <w:hyperlink r:id="rId18">
                     <w:r>
                       <w:rPr>
                         <w:rStyle w:val="Hyperlink"/>
@@ -942,7 +942,7 @@
                     <w:pStyle w:val="Compact"/>
                     <w:jc w:val="center"/>
                   </w:pPr>
-                  <w:hyperlink r:id="rId18">
+                  <w:hyperlink r:id="rId19">
                     <w:r>
                       <w:rPr>
                         <w:rStyle w:val="Hyperlink"/>
@@ -996,7 +996,7 @@
                     <w:pStyle w:val="Compact"/>
                     <w:jc w:val="center"/>
                   </w:pPr>
-                  <w:hyperlink r:id="rId19">
+                  <w:hyperlink r:id="rId20">
                     <w:r>
                       <w:rPr>
                         <w:rStyle w:val="Hyperlink"/>
@@ -1014,7 +1014,7 @@
                     <w:rPr>
                       <w:rStyle w:val="FootnoteReference"/>
                     </w:rPr>
-                    <w:footnoteReference w:id="20"/>
+                    <w:footnoteReference w:id="21"/>
                   </w:r>
                 </w:p>
               </w:tc>
@@ -1387,7 +1387,7 @@
               </w:tc>
             </w:tr>
           </w:tbl>
-          <w:bookmarkEnd w:id="22"/>
+          <w:bookmarkEnd w:id="23"/>
           <w:p/>
         </w:tc>
       </w:tr>
@@ -1412,7 +1412,7 @@
         <w:t xml:space="preserve">which define those terms.</w:t>
       </w:r>
     </w:p>
-    <w:bookmarkStart w:id="24" w:name="sec-writing-math-quarto"/>
+    <w:bookmarkStart w:id="25" w:name="sec-writing-math-quarto"/>
     <w:p>
       <w:pPr>
         <w:pStyle w:val="Heading2"/>
@@ -1496,7 +1496,7 @@
       <w:r>
         <w:t xml:space="preserve"> </w:t>
       </w:r>
-      <w:hyperlink r:id="rId23">
+      <w:hyperlink r:id="rId24">
         <w:r>
           <w:rPr>
             <w:rStyle w:val="Hyperlink"/>
@@ -1598,8 +1598,8 @@
         <w:t xml:space="preserve">.</w:t>
       </w:r>
     </w:p>
-    <w:bookmarkEnd w:id="24"/>
-    <w:bookmarkStart w:id="38" w:name="sec-notation-naturals"/>
+    <w:bookmarkEnd w:id="25"/>
+    <w:bookmarkStart w:id="42" w:name="sec-notation-naturals"/>
     <w:p>
       <w:pPr>
         <w:pStyle w:val="Heading2"/>
@@ -1608,7 +1608,7 @@
         <w:t xml:space="preserve">2 Natural numbers</w:t>
       </w:r>
     </w:p>
-    <w:bookmarkStart w:id="25" w:name="exr-naturals-below-three"/>
+    <w:bookmarkStart w:id="26" w:name="exr-naturals-below-three"/>
     <w:p>
       <w:pPr>
         <w:pStyle w:val="FirstParagraph"/>
@@ -1691,8 +1691,8 @@
         <w:t xml:space="preserve">Is your answer the same in every textbook?</w:t>
       </w:r>
     </w:p>
-    <w:bookmarkEnd w:id="25"/>
-    <w:bookmarkStart w:id="26" w:name="sol-naturals-below-three"/>
+    <w:bookmarkEnd w:id="26"/>
+    <w:bookmarkStart w:id="27" w:name="sol-naturals-below-three"/>
     <w:p>
       <w:pPr>
         <w:pStyle w:val="BodyText"/>
@@ -1902,8 +1902,8 @@
         <w:t xml:space="preserve">so the answer is not the same in every textbook.</w:t>
       </w:r>
     </w:p>
-    <w:bookmarkEnd w:id="26"/>
-    <w:bookmarkStart w:id="27" w:name="def-integers"/>
+    <w:bookmarkEnd w:id="27"/>
+    <w:bookmarkStart w:id="28" w:name="def-integers"/>
     <w:p>
       <w:pPr>
         <w:pStyle w:val="BodyText"/>
@@ -2146,11 +2146,36 @@
       <w:r>
         <w:t xml:space="preserve">.</w:t>
       </w:r>
-      <w:r>
-        <w:t xml:space="preserve"> </w:t>
-      </w:r>
-      <w:r>
-        <w:t xml:space="preserve">The integers greater than</w:t>
+    </w:p>
+    <w:bookmarkEnd w:id="28"/>
+    <w:bookmarkStart w:id="29" w:name="def-positive-integer"/>
+    <w:p>
+      <w:pPr>
+        <w:pStyle w:val="BodyText"/>
+      </w:pPr>
+      <w:r>
+        <w:rPr>
+          <w:b/>
+          <w:bCs/>
+        </w:rPr>
+        <w:t xml:space="preserve">Definition 2 (Positive integers)</w:t>
+      </w:r>
+      <w:r>
+        <w:t xml:space="preserve"> </w:t>
+      </w:r>
+      <w:r>
+        <w:t xml:space="preserve">The integers (</w:t>
+      </w:r>
+      <w:hyperlink w:anchor="def-integers">
+        <w:r>
+          <w:rPr>
+            <w:rStyle w:val="Hyperlink"/>
+          </w:rPr>
+          <w:t xml:space="preserve">Definition 1</w:t>
+        </w:r>
+      </w:hyperlink>
+      <w:r>
+        <w:t xml:space="preserve">) greater than</w:t>
       </w:r>
       <w:r>
         <w:t xml:space="preserve"> </w:t>
@@ -2177,13 +2202,38 @@
         <w:t xml:space="preserve">positive integers</w:t>
       </w:r>
       <w:r>
-        <w:t xml:space="preserve">,</w:t>
-      </w:r>
-      <w:r>
-        <w:t xml:space="preserve"> </w:t>
-      </w:r>
-      <w:r>
-        <w:t xml:space="preserve">and the integers less than</w:t>
+        <w:t xml:space="preserve">.</w:t>
+      </w:r>
+    </w:p>
+    <w:bookmarkEnd w:id="29"/>
+    <w:bookmarkStart w:id="30" w:name="def-negative-integer"/>
+    <w:p>
+      <w:pPr>
+        <w:pStyle w:val="BodyText"/>
+      </w:pPr>
+      <w:r>
+        <w:rPr>
+          <w:b/>
+          <w:bCs/>
+        </w:rPr>
+        <w:t xml:space="preserve">Definition 3 (Negative integers)</w:t>
+      </w:r>
+      <w:r>
+        <w:t xml:space="preserve"> </w:t>
+      </w:r>
+      <w:r>
+        <w:t xml:space="preserve">The integers (</w:t>
+      </w:r>
+      <w:hyperlink w:anchor="def-integers">
+        <w:r>
+          <w:rPr>
+            <w:rStyle w:val="Hyperlink"/>
+          </w:rPr>
+          <w:t xml:space="preserve">Definition 1</w:t>
+        </w:r>
+      </w:hyperlink>
+      <w:r>
+        <w:t xml:space="preserve">) less than</w:t>
       </w:r>
       <w:r>
         <w:t xml:space="preserve"> </w:t>
@@ -2213,8 +2263,8 @@
         <w:t xml:space="preserve">.</w:t>
       </w:r>
     </w:p>
-    <w:bookmarkEnd w:id="27"/>
-    <w:bookmarkStart w:id="28" w:name="exm-integers"/>
+    <w:bookmarkEnd w:id="30"/>
+    <w:bookmarkStart w:id="31" w:name="exm-integers"/>
     <w:p>
       <w:pPr>
         <w:pStyle w:val="BodyText"/>
@@ -2397,8 +2447,8 @@
         <w:t xml:space="preserve">.</w:t>
       </w:r>
     </w:p>
-    <w:bookmarkEnd w:id="28"/>
-    <w:bookmarkStart w:id="29" w:name="def-even-odd"/>
+    <w:bookmarkEnd w:id="31"/>
+    <w:bookmarkStart w:id="32" w:name="def-even-odd"/>
     <w:p>
       <w:pPr>
         <w:pStyle w:val="FirstParagraph"/>
@@ -2408,7 +2458,7 @@
           <w:b/>
           <w:bCs/>
         </w:rPr>
-        <w:t xml:space="preserve">Definition 2 (Even and odd integers)</w:t>
+        <w:t xml:space="preserve">Definition 4 (Even integer)</w:t>
       </w:r>
       <w:r>
         <w:t xml:space="preserve"> </w:t>
@@ -2492,13 +2542,52 @@
         </m:r>
       </m:oMath>
       <w:r>
-        <w:t xml:space="preserve">,</w:t>
-      </w:r>
-      <w:r>
-        <w:t xml:space="preserve"> </w:t>
-      </w:r>
-      <w:r>
-        <w:t xml:space="preserve">and</w:t>
+        <w:t xml:space="preserve">.</w:t>
+      </w:r>
+    </w:p>
+    <w:bookmarkEnd w:id="32"/>
+    <w:bookmarkStart w:id="33" w:name="def-odd"/>
+    <w:p>
+      <w:pPr>
+        <w:pStyle w:val="BodyText"/>
+      </w:pPr>
+      <w:r>
+        <w:rPr>
+          <w:b/>
+          <w:bCs/>
+        </w:rPr>
+        <w:t xml:space="preserve">Definition 5 (Odd integer)</w:t>
+      </w:r>
+      <w:r>
+        <w:t xml:space="preserve"> </w:t>
+      </w:r>
+      <w:r>
+        <w:t xml:space="preserve">An integer (</w:t>
+      </w:r>
+      <w:hyperlink w:anchor="def-integers">
+        <w:r>
+          <w:rPr>
+            <w:rStyle w:val="Hyperlink"/>
+          </w:rPr>
+          <w:t xml:space="preserve">Definition 1</w:t>
+        </w:r>
+      </w:hyperlink>
+      <w:r>
+        <w:t xml:space="preserve">)</w:t>
+      </w:r>
+      <w:r>
+        <w:t xml:space="preserve"> </w:t>
+      </w:r>
+      <m:oMath>
+        <m:r>
+          <m:t>n</m:t>
+        </m:r>
+      </m:oMath>
+      <w:r>
+        <w:t xml:space="preserve"> </w:t>
+      </w:r>
+      <w:r>
+        <w:t xml:space="preserve">is</w:t>
       </w:r>
       <w:r>
         <w:t xml:space="preserve"> </w:t>
@@ -2563,8 +2652,8 @@
         <w:t xml:space="preserve">.</w:t>
       </w:r>
     </w:p>
-    <w:bookmarkEnd w:id="29"/>
-    <w:bookmarkStart w:id="30" w:name="exm-even-odd"/>
+    <w:bookmarkEnd w:id="33"/>
+    <w:bookmarkStart w:id="34" w:name="exm-even-odd"/>
     <w:p>
       <w:pPr>
         <w:pStyle w:val="BodyText"/>
@@ -2847,8 +2936,8 @@
         <w:t xml:space="preserve">is neither even nor odd, because it is not an integer.</w:t>
       </w:r>
     </w:p>
-    <w:bookmarkEnd w:id="30"/>
-    <w:bookmarkStart w:id="31" w:name="def-natural-numbers"/>
+    <w:bookmarkEnd w:id="34"/>
+    <w:bookmarkStart w:id="35" w:name="def-natural-numbers"/>
     <w:p>
       <w:pPr>
         <w:pStyle w:val="FirstParagraph"/>
@@ -2858,7 +2947,7 @@
           <w:b/>
           <w:bCs/>
         </w:rPr>
-        <w:t xml:space="preserve">Definition 3 (Natural numbers (our convention))</w:t>
+        <w:t xml:space="preserve">Definition 6 (Natural numbers (our convention))</w:t>
       </w:r>
       <w:r>
         <w:t xml:space="preserve"> </w:t>
@@ -2882,12 +2971,12 @@
       <w:r>
         <w:t xml:space="preserve">are the positive integers (</w:t>
       </w:r>
-      <w:hyperlink w:anchor="def-integers">
+      <w:hyperlink w:anchor="def-positive-integer">
         <w:r>
           <w:rPr>
             <w:rStyle w:val="Hyperlink"/>
           </w:rPr>
-          <w:t xml:space="preserve">Definition 1</w:t>
+          <w:t xml:space="preserve">Definition 2</w:t>
         </w:r>
       </w:hyperlink>
       <w:r>
@@ -2981,8 +3070,8 @@
         </m:oMath>
       </m:oMathPara>
     </w:p>
-    <w:bookmarkEnd w:id="31"/>
-    <w:bookmarkStart w:id="32" w:name="def-nonnegative-integers"/>
+    <w:bookmarkEnd w:id="35"/>
+    <w:bookmarkStart w:id="36" w:name="def-nonnegative-integers"/>
     <w:p>
       <w:pPr>
         <w:pStyle w:val="FirstParagraph"/>
@@ -2992,7 +3081,7 @@
           <w:b/>
           <w:bCs/>
         </w:rPr>
-        <w:t xml:space="preserve">Definition 4 (Non-negative integers)</w:t>
+        <w:t xml:space="preserve">Definition 7 (Non-negative integers)</w:t>
       </w:r>
       <w:r>
         <w:t xml:space="preserve"> </w:t>
@@ -3021,7 +3110,7 @@
           <w:rPr>
             <w:rStyle w:val="Hyperlink"/>
           </w:rPr>
-          <w:t xml:space="preserve">Definition 3</w:t>
+          <w:t xml:space="preserve">Definition 6</w:t>
         </w:r>
       </w:hyperlink>
       <w:r>
@@ -3182,8 +3271,8 @@
         </m:oMath>
       </m:oMathPara>
     </w:p>
-    <w:bookmarkEnd w:id="32"/>
-    <w:bookmarkStart w:id="33" w:name="exm-natural-numbers"/>
+    <w:bookmarkEnd w:id="36"/>
+    <w:bookmarkStart w:id="37" w:name="exm-natural-numbers"/>
     <w:p>
       <w:pPr>
         <w:pStyle w:val="FirstParagraph"/>
@@ -3389,7 +3478,7 @@
         <w:t xml:space="preserve">.</w:t>
       </w:r>
     </w:p>
-    <w:bookmarkEnd w:id="33"/>
+    <w:bookmarkEnd w:id="37"/>
     <w:tbl>
       <w:tblPr>
         <w:tblStyle w:val="Table"/>
@@ -3431,18 +3520,18 @@
                 <wp:inline>
                   <wp:extent cx="152400" cy="152400"/>
                   <wp:effectExtent b="0" l="0" r="0" t="0"/>
-                  <wp:docPr descr="" title="" id="35" name="Picture"/>
+                  <wp:docPr descr="" title="" id="39" name="Picture"/>
                   <a:graphic>
                     <a:graphicData uri="http://schemas.openxmlformats.org/drawingml/2006/picture">
                       <pic:pic>
                         <pic:nvPicPr>
-                          <pic:cNvPr descr="/opt/quarto/share/formats/docx/note.png" id="36" name="Picture"/>
+                          <pic:cNvPr descr="/opt/quarto/share/formats/docx/note.png" id="40" name="Picture"/>
                           <pic:cNvPicPr>
                             <a:picLocks noChangeArrowheads="1" noChangeAspect="1"/>
                           </pic:cNvPicPr>
                         </pic:nvPicPr>
                         <pic:blipFill>
-                          <a:blip r:embed="rId34"/>
+                          <a:blip r:embed="rId38"/>
                           <a:stretch>
                             <a:fillRect/>
                           </a:stretch>
@@ -4310,7 +4399,7 @@
             <w:r>
               <w:t xml:space="preserve"> </w:t>
             </w:r>
-            <w:hyperlink r:id="rId37">
+            <w:hyperlink r:id="rId41">
               <w:r>
                 <w:rPr>
                   <w:rStyle w:val="Hyperlink"/>
@@ -4386,8 +4475,8 @@
         </w:tc>
       </w:tr>
     </w:tbl>
-    <w:bookmarkEnd w:id="38"/>
-    <w:bookmarkStart w:id="49" w:name="sec-notation-reals"/>
+    <w:bookmarkEnd w:id="42"/>
+    <w:bookmarkStart w:id="53" w:name="sec-notation-reals"/>
     <w:p>
       <w:pPr>
         <w:pStyle w:val="Heading2"/>
@@ -4396,7 +4485,7 @@
         <w:t xml:space="preserve">3 Rational, real, and irrational numbers</w:t>
       </w:r>
     </w:p>
-    <w:bookmarkStart w:id="39" w:name="def-rational-numbers"/>
+    <w:bookmarkStart w:id="43" w:name="def-rational-numbers"/>
     <w:p>
       <w:pPr>
         <w:pStyle w:val="FirstParagraph"/>
@@ -4406,7 +4495,7 @@
           <w:b/>
           <w:bCs/>
         </w:rPr>
-        <w:t xml:space="preserve">Definition 5 (Rational numbers)</w:t>
+        <w:t xml:space="preserve">Definition 8 (Rational numbers)</w:t>
       </w:r>
       <w:r>
         <w:t xml:space="preserve"> </w:t>
@@ -4677,8 +4766,8 @@
         </m:oMath>
       </m:oMathPara>
     </w:p>
-    <w:bookmarkEnd w:id="39"/>
-    <w:bookmarkStart w:id="40" w:name="exm-rational-numbers"/>
+    <w:bookmarkEnd w:id="43"/>
+    <w:bookmarkStart w:id="44" w:name="exm-rational-numbers"/>
     <w:p>
       <w:pPr>
         <w:pStyle w:val="FirstParagraph"/>
@@ -4958,8 +5047,8 @@
         <w:t xml:space="preserve">.</w:t>
       </w:r>
     </w:p>
-    <w:bookmarkEnd w:id="40"/>
-    <w:bookmarkStart w:id="41" w:name="def-real-numbers"/>
+    <w:bookmarkEnd w:id="44"/>
+    <w:bookmarkStart w:id="45" w:name="def-real-numbers"/>
     <w:p>
       <w:pPr>
         <w:pStyle w:val="FirstParagraph"/>
@@ -4969,7 +5058,7 @@
           <w:b/>
           <w:bCs/>
         </w:rPr>
-        <w:t xml:space="preserve">Definition 6 (Real numbers)</w:t>
+        <w:t xml:space="preserve">Definition 9 (Real numbers)</w:t>
       </w:r>
       <w:r>
         <w:t xml:space="preserve"> </w:t>
@@ -5033,8 +5122,8 @@
         <w:t xml:space="preserve">.</w:t>
       </w:r>
     </w:p>
-    <w:bookmarkEnd w:id="41"/>
-    <w:bookmarkStart w:id="42" w:name="rem-real-numbers-working-definition"/>
+    <w:bookmarkEnd w:id="45"/>
+    <w:bookmarkStart w:id="46" w:name="rem-real-numbers-working-definition"/>
     <w:p>
       <w:pPr>
         <w:pStyle w:val="BodyText"/>
@@ -5054,7 +5143,7 @@
           <w:rPr>
             <w:rStyle w:val="Hyperlink"/>
           </w:rPr>
-          <w:t xml:space="preserve">Definition 6</w:t>
+          <w:t xml:space="preserve">Definition 9</w:t>
         </w:r>
       </w:hyperlink>
       <w:r>
@@ -5151,8 +5240,8 @@
         <w:t xml:space="preserve">.</w:t>
       </w:r>
     </w:p>
-    <w:bookmarkEnd w:id="42"/>
-    <w:bookmarkStart w:id="43" w:name="exm-real-numbers"/>
+    <w:bookmarkEnd w:id="46"/>
+    <w:bookmarkStart w:id="47" w:name="exm-real-numbers"/>
     <w:p>
       <w:pPr>
         <w:pStyle w:val="BodyText"/>
@@ -5297,7 +5386,7 @@
           <w:rPr>
             <w:rStyle w:val="Hyperlink"/>
           </w:rPr>
-          <w:t xml:space="preserve">Definition 5</w:t>
+          <w:t xml:space="preserve">Definition 8</w:t>
         </w:r>
       </w:hyperlink>
       <w:r>
@@ -5364,8 +5453,8 @@
         <w:t xml:space="preserve">.</w:t>
       </w:r>
     </w:p>
-    <w:bookmarkEnd w:id="43"/>
-    <w:bookmarkStart w:id="44" w:name="def-irrational-numbers"/>
+    <w:bookmarkEnd w:id="47"/>
+    <w:bookmarkStart w:id="48" w:name="def-irrational-numbers"/>
     <w:p>
       <w:pPr>
         <w:pStyle w:val="FirstParagraph"/>
@@ -5375,7 +5464,7 @@
           <w:b/>
           <w:bCs/>
         </w:rPr>
-        <w:t xml:space="preserve">Definition 7 (Irrational numbers)</w:t>
+        <w:t xml:space="preserve">Definition 10 (Irrational numbers)</w:t>
       </w:r>
       <w:r>
         <w:t xml:space="preserve"> </w:t>
@@ -5404,7 +5493,7 @@
           <w:rPr>
             <w:rStyle w:val="Hyperlink"/>
           </w:rPr>
-          <w:t xml:space="preserve">Definition 6</w:t>
+          <w:t xml:space="preserve">Definition 9</w:t>
         </w:r>
       </w:hyperlink>
       <w:r>
@@ -5421,15 +5510,15 @@
           <w:rPr>
             <w:rStyle w:val="Hyperlink"/>
           </w:rPr>
-          <w:t xml:space="preserve">Definition 5</w:t>
+          <w:t xml:space="preserve">Definition 8</w:t>
         </w:r>
       </w:hyperlink>
       <w:r>
         <w:t xml:space="preserve">).</w:t>
       </w:r>
     </w:p>
-    <w:bookmarkEnd w:id="44"/>
-    <w:bookmarkStart w:id="48" w:name="exm-irrational-numbers"/>
+    <w:bookmarkEnd w:id="48"/>
+    <w:bookmarkStart w:id="52" w:name="exm-irrational-numbers"/>
     <w:p>
       <w:pPr>
         <w:pStyle w:val="BodyText"/>
@@ -5490,7 +5579,7 @@
       <w:r>
         <w:t xml:space="preserve"> </w:t>
       </w:r>
-      <w:hyperlink r:id="rId45">
+      <w:hyperlink r:id="rId49">
         <w:r>
           <w:rPr>
             <w:rStyle w:val="Hyperlink"/>
@@ -5564,7 +5653,7 @@
       <w:r>
         <w:t xml:space="preserve"> </w:t>
       </w:r>
-      <w:hyperlink r:id="rId46">
+      <w:hyperlink r:id="rId50">
         <w:r>
           <w:rPr>
             <w:rStyle w:val="Hyperlink"/>
@@ -5619,7 +5708,7 @@
       <w:r>
         <w:t xml:space="preserve"> </w:t>
       </w:r>
-      <w:hyperlink r:id="rId47">
+      <w:hyperlink r:id="rId51">
         <w:r>
           <w:rPr>
             <w:rStyle w:val="Hyperlink"/>
@@ -5709,9 +5798,9 @@
         <w:t xml:space="preserve">is rational.</w:t>
       </w:r>
     </w:p>
-    <w:bookmarkEnd w:id="48"/>
-    <w:bookmarkEnd w:id="49"/>
-    <w:bookmarkStart w:id="53" w:name="percent-sign"/>
+    <w:bookmarkEnd w:id="52"/>
+    <w:bookmarkEnd w:id="53"/>
+    <w:bookmarkStart w:id="57" w:name="percent-sign"/>
     <w:p>
       <w:pPr>
         <w:pStyle w:val="Heading2"/>
@@ -5796,7 +5885,7 @@
       <w:r>
         <w:t xml:space="preserve">(cf. </w:t>
       </w:r>
-      <w:hyperlink r:id="rId50">
+      <w:hyperlink r:id="rId54">
         <w:r>
           <w:rPr>
             <w:rStyle w:val="Hyperlink"/>
@@ -5808,7 +5897,7 @@
         <w:t xml:space="preserve">).</w:t>
       </w:r>
     </w:p>
-    <w:bookmarkStart w:id="51" w:name="def-percent"/>
+    <w:bookmarkStart w:id="55" w:name="def-percent"/>
     <w:p>
       <w:pPr>
         <w:pStyle w:val="BodyText"/>
@@ -5818,7 +5907,7 @@
           <w:b/>
           <w:bCs/>
         </w:rPr>
-        <w:t xml:space="preserve">Definition 8 (Percent)</w:t>
+        <w:t xml:space="preserve">Definition 11 (Percent)</w:t>
       </w:r>
       <w:r>
         <w:t xml:space="preserve"> </w:t>
@@ -6000,8 +6089,8 @@
         <w:t xml:space="preserve">.</w:t>
       </w:r>
     </w:p>
-    <w:bookmarkEnd w:id="51"/>
-    <w:bookmarkStart w:id="52" w:name="exm-percent"/>
+    <w:bookmarkEnd w:id="55"/>
+    <w:bookmarkStart w:id="56" w:name="exm-percent"/>
     <w:p>
       <w:pPr>
         <w:pStyle w:val="BodyText"/>
@@ -6196,7 +6285,7 @@
         </m:oMath>
       </m:oMathPara>
     </w:p>
-    <w:bookmarkEnd w:id="52"/>
+    <w:bookmarkEnd w:id="56"/>
     <w:p>
       <w:pPr>
         <w:pStyle w:val="FirstParagraph"/>
@@ -6211,8 +6300,8 @@
         <w:t xml:space="preserve">just make sure you execute it correctly.</w:t>
       </w:r>
     </w:p>
-    <w:bookmarkEnd w:id="53"/>
-    <w:bookmarkStart w:id="93" w:name="sec-indicator-functions"/>
+    <w:bookmarkEnd w:id="57"/>
+    <w:bookmarkStart w:id="99" w:name="sec-indicator-functions"/>
     <w:p>
       <w:pPr>
         <w:pStyle w:val="Heading2"/>
@@ -6319,7 +6408,7 @@
           <w:rPr>
             <w:rStyle w:val="Hyperlink"/>
           </w:rPr>
-          <w:t xml:space="preserve">Definition 11</w:t>
+          <w:t xml:space="preserve">Definition 14</w:t>
         </w:r>
       </w:hyperlink>
       <w:r>
@@ -6412,7 +6501,7 @@
         <w:t xml:space="preserve">This section summarizes the principal notational conventions.</w:t>
       </w:r>
     </w:p>
-    <w:bookmarkStart w:id="54" w:name="def-indicator-function"/>
+    <w:bookmarkStart w:id="58" w:name="def-indicator-function"/>
     <w:p>
       <w:pPr>
         <w:pStyle w:val="BodyText"/>
@@ -6422,7 +6511,7 @@
           <w:b/>
           <w:bCs/>
         </w:rPr>
-        <w:t xml:space="preserve">Definition 9 (Indicator function (set indicator))</w:t>
+        <w:t xml:space="preserve">Definition 12 (Indicator function (set indicator))</w:t>
       </w:r>
       <w:r>
         <w:t xml:space="preserve"> </w:t>
@@ -6744,8 +6833,8 @@
         </m:oMath>
       </m:oMathPara>
     </w:p>
-    <w:bookmarkEnd w:id="54"/>
-    <w:bookmarkStart w:id="55" w:name="def-predicate-indicator"/>
+    <w:bookmarkEnd w:id="58"/>
+    <w:bookmarkStart w:id="59" w:name="def-predicate-indicator"/>
     <w:p>
       <w:pPr>
         <w:pStyle w:val="FirstParagraph"/>
@@ -6755,7 +6844,7 @@
           <w:b/>
           <w:bCs/>
         </w:rPr>
-        <w:t xml:space="preserve">Definition 10 (Predicate indicator)</w:t>
+        <w:t xml:space="preserve">Definition 13 (Predicate indicator)</w:t>
       </w:r>
       <w:r>
         <w:t xml:space="preserve"> </w:t>
@@ -7046,8 +7135,8 @@
         </m:oMath>
       </m:oMathPara>
     </w:p>
-    <w:bookmarkEnd w:id="55"/>
-    <w:bookmarkStart w:id="56" w:name="exm-indicator-numerical"/>
+    <w:bookmarkEnd w:id="59"/>
+    <w:bookmarkStart w:id="60" w:name="exm-indicator-numerical"/>
     <w:p>
       <w:pPr>
         <w:pStyle w:val="FirstParagraph"/>
@@ -7151,7 +7240,7 @@
       <w:r>
         <w:t xml:space="preserve"> </w:t>
       </w:r>
-      <w:hyperlink r:id="rId13">
+      <w:hyperlink r:id="rId14">
         <w:r>
           <w:rPr>
             <w:rStyle w:val="Hyperlink"/>
@@ -7784,8 +7873,8 @@
         <w:t xml:space="preserve">.</w:t>
       </w:r>
     </w:p>
-    <w:bookmarkEnd w:id="56"/>
-    <w:bookmarkStart w:id="57" w:name="def-binary-variable"/>
+    <w:bookmarkEnd w:id="60"/>
+    <w:bookmarkStart w:id="61" w:name="def-binary-variable"/>
     <w:p>
       <w:pPr>
         <w:pStyle w:val="FirstParagraph"/>
@@ -7795,7 +7884,7 @@
           <w:b/>
           <w:bCs/>
         </w:rPr>
-        <w:t xml:space="preserve">Definition 11 (Binary variable)</w:t>
+        <w:t xml:space="preserve">Definition 14 (Binary variable)</w:t>
       </w:r>
       <w:r>
         <w:t xml:space="preserve"> </w:t>
@@ -7845,8 +7934,8 @@
         <w:t xml:space="preserve">.</w:t>
       </w:r>
     </w:p>
-    <w:bookmarkEnd w:id="57"/>
-    <w:bookmarkStart w:id="58" w:name="exm-binary-variable"/>
+    <w:bookmarkEnd w:id="61"/>
+    <w:bookmarkStart w:id="62" w:name="exm-binary-variable"/>
     <w:p>
       <w:pPr>
         <w:pStyle w:val="BodyText"/>
@@ -8059,7 +8148,7 @@
           <w:rPr>
             <w:rStyle w:val="Hyperlink"/>
           </w:rPr>
-          <w:t xml:space="preserve">Definition 11</w:t>
+          <w:t xml:space="preserve">Definition 14</w:t>
         </w:r>
       </w:hyperlink>
       <w:r>
@@ -8076,7 +8165,7 @@
           <w:rPr>
             <w:rStyle w:val="Hyperlink"/>
           </w:rPr>
-          <w:t xml:space="preserve">Definition 9</w:t>
+          <w:t xml:space="preserve">Definition 12</w:t>
         </w:r>
       </w:hyperlink>
       <w:r>
@@ -8352,8 +8441,8 @@
         <w:t xml:space="preserve">.</w:t>
       </w:r>
     </w:p>
-    <w:bookmarkEnd w:id="58"/>
-    <w:bookmarkStart w:id="68" w:name="X156504d913efc1f49ad7c2e43ace68824d2fb5d"/>
+    <w:bookmarkEnd w:id="62"/>
+    <w:bookmarkStart w:id="73" w:name="X156504d913efc1f49ad7c2e43ace68824d2fb5d"/>
     <w:p>
       <w:pPr>
         <w:pStyle w:val="Heading3"/>
@@ -8376,7 +8465,7 @@
         <w:t xml:space="preserve">set notation or predicate notation.</w:t>
       </w:r>
     </w:p>
-    <w:bookmarkStart w:id="60" w:name="def-set-predicate-notation"/>
+    <w:bookmarkStart w:id="63" w:name="def-set-predicate-notation"/>
     <w:p>
       <w:pPr>
         <w:pStyle w:val="BodyText"/>
@@ -8386,7 +8475,7 @@
           <w:b/>
           <w:bCs/>
         </w:rPr>
-        <w:t xml:space="preserve">Definition 12 (Set notation and predicate notation for indicators)</w:t>
+        <w:t xml:space="preserve">Definition 15 (Set notation for indicators)</w:t>
       </w:r>
       <w:r>
         <w:t xml:space="preserve"> </w:t>
@@ -8399,7 +8488,7 @@
           <w:rPr>
             <w:rStyle w:val="Hyperlink"/>
           </w:rPr>
-          <w:t xml:space="preserve">Definition 9</w:t>
+          <w:t xml:space="preserve">Definition 12</w:t>
         </w:r>
       </w:hyperlink>
       <w:r>
@@ -8478,13 +8567,38 @@
         </m:r>
       </m:oMath>
       <w:r>
-        <w:t xml:space="preserve">,</w:t>
-      </w:r>
-      <w:r>
-        <w:t xml:space="preserve"> </w:t>
-      </w:r>
-      <w:r>
-        <w:t xml:space="preserve">and in</w:t>
+        <w:t xml:space="preserve">.</w:t>
+      </w:r>
+    </w:p>
+    <w:bookmarkEnd w:id="63"/>
+    <w:bookmarkStart w:id="65" w:name="def-predicate-notation"/>
+    <w:p>
+      <w:pPr>
+        <w:pStyle w:val="BodyText"/>
+      </w:pPr>
+      <w:r>
+        <w:rPr>
+          <w:b/>
+          <w:bCs/>
+        </w:rPr>
+        <w:t xml:space="preserve">Definition 16 (Predicate notation for indicators)</w:t>
+      </w:r>
+      <w:r>
+        <w:t xml:space="preserve"> </w:t>
+      </w:r>
+      <w:r>
+        <w:t xml:space="preserve">An indicator (</w:t>
+      </w:r>
+      <w:hyperlink w:anchor="def-indicator-function">
+        <w:r>
+          <w:rPr>
+            <w:rStyle w:val="Hyperlink"/>
+          </w:rPr>
+          <w:t xml:space="preserve">Definition 12</w:t>
+        </w:r>
+      </w:hyperlink>
+      <w:r>
+        <w:t xml:space="preserve">) is written in</w:t>
       </w:r>
       <w:r>
         <w:t xml:space="preserve"> </w:t>
@@ -8516,7 +8630,7 @@
       <w:r>
         <w:t xml:space="preserve">(</w:t>
       </w:r>
-      <w:hyperlink r:id="rId59">
+      <w:hyperlink r:id="rId64">
         <w:r>
           <w:rPr>
             <w:rStyle w:val="Hyperlink"/>
@@ -8614,8 +8728,8 @@
         <w:t xml:space="preserve">.</w:t>
       </w:r>
     </w:p>
-    <w:bookmarkEnd w:id="60"/>
-    <w:bookmarkStart w:id="61" w:name="exm-set-predicate-notation"/>
+    <w:bookmarkEnd w:id="65"/>
+    <w:bookmarkStart w:id="66" w:name="exm-set-predicate-notation"/>
     <w:p>
       <w:pPr>
         <w:pStyle w:val="BodyText"/>
@@ -8848,10 +8962,24 @@
           <w:rPr>
             <w:rStyle w:val="Hyperlink"/>
           </w:rPr>
-          <w:t xml:space="preserve">Definition 12</w:t>
+          <w:t xml:space="preserve">Definition 15</w:t>
         </w:r>
       </w:hyperlink>
       <w:r>
+        <w:t xml:space="preserve">,</w:t>
+      </w:r>
+      <w:r>
+        <w:t xml:space="preserve"> </w:t>
+      </w:r>
+      <w:hyperlink w:anchor="def-predicate-notation">
+        <w:r>
+          <w:rPr>
+            <w:rStyle w:val="Hyperlink"/>
+          </w:rPr>
+          <w:t xml:space="preserve">Definition 16</w:t>
+        </w:r>
+      </w:hyperlink>
+      <w:r>
         <w:t xml:space="preserve">).</w:t>
       </w:r>
       <w:r>
@@ -8935,8 +9063,8 @@
         <w:t xml:space="preserve">.</w:t>
       </w:r>
     </w:p>
-    <w:bookmarkEnd w:id="61"/>
-    <w:bookmarkStart w:id="62" w:name="set-notation"/>
+    <w:bookmarkEnd w:id="66"/>
+    <w:bookmarkStart w:id="67" w:name="set-notation"/>
     <w:p>
       <w:pPr>
         <w:pStyle w:val="Heading4"/>
@@ -9458,8 +9586,8 @@
         <w:t xml:space="preserve">.</w:t>
       </w:r>
     </w:p>
-    <w:bookmarkEnd w:id="62"/>
-    <w:bookmarkStart w:id="64" w:name="predicate-notation"/>
+    <w:bookmarkEnd w:id="67"/>
+    <w:bookmarkStart w:id="69" w:name="predicate-notation"/>
     <w:p>
       <w:pPr>
         <w:pStyle w:val="Heading4"/>
@@ -9886,7 +10014,7 @@
       <w:r>
         <w:t xml:space="preserve">where indicators frequently depend on inequalities (</w:t>
       </w:r>
-      <w:hyperlink r:id="rId63">
+      <w:hyperlink r:id="rId68">
         <w:r>
           <w:rPr>
             <w:rStyle w:val="Hyperlink"/>
@@ -10031,8 +10159,8 @@
         <w:t xml:space="preserve">(a binary outcome).</w:t>
       </w:r>
     </w:p>
-    <w:bookmarkEnd w:id="64"/>
-    <w:bookmarkStart w:id="67" w:name="equivalence-between-paradigms"/>
+    <w:bookmarkEnd w:id="69"/>
+    <w:bookmarkStart w:id="72" w:name="equivalence-between-paradigms"/>
     <w:p>
       <w:pPr>
         <w:pStyle w:val="Heading4"/>
@@ -10154,7 +10282,7 @@
         </m:oMath>
       </m:oMathPara>
     </w:p>
-    <w:bookmarkStart w:id="65" w:name="def-support"/>
+    <w:bookmarkStart w:id="70" w:name="def-support"/>
     <w:p>
       <w:pPr>
         <w:pStyle w:val="FirstParagraph"/>
@@ -10164,7 +10292,7 @@
           <w:b/>
           <w:bCs/>
         </w:rPr>
-        <w:t xml:space="preserve">Definition 13 (Support of a distribution)</w:t>
+        <w:t xml:space="preserve">Definition 17 (Support of a distribution)</w:t>
       </w:r>
       <w:r>
         <w:t xml:space="preserve"> </w:t>
@@ -10207,8 +10335,8 @@
         <w:t xml:space="preserve">is the set of values where its density is positive.</w:t>
       </w:r>
     </w:p>
-    <w:bookmarkEnd w:id="65"/>
-    <w:bookmarkStart w:id="66" w:name="exm-support"/>
+    <w:bookmarkEnd w:id="70"/>
+    <w:bookmarkStart w:id="71" w:name="exm-support"/>
     <w:p>
       <w:pPr>
         <w:pStyle w:val="BodyText"/>
@@ -10549,7 +10677,7 @@
         <w:t xml:space="preserve">.</w:t>
       </w:r>
     </w:p>
-    <w:bookmarkEnd w:id="66"/>
+    <w:bookmarkEnd w:id="71"/>
     <w:p>
       <w:pPr>
         <w:pStyle w:val="FirstParagraph"/>
@@ -10582,7 +10710,7 @@
           <w:rPr>
             <w:rStyle w:val="Hyperlink"/>
           </w:rPr>
-          <w:t xml:space="preserve">Definition 13</w:t>
+          <w:t xml:space="preserve">Definition 17</w:t>
         </w:r>
       </w:hyperlink>
       <w:r>
@@ -10659,9 +10787,9 @@
         <w:t xml:space="preserve">.</w:t>
       </w:r>
     </w:p>
-    <w:bookmarkEnd w:id="67"/>
-    <w:bookmarkEnd w:id="68"/>
-    <w:bookmarkStart w:id="75" w:name="iverson-bracket-notation"/>
+    <w:bookmarkEnd w:id="72"/>
+    <w:bookmarkEnd w:id="73"/>
+    <w:bookmarkStart w:id="80" w:name="iverson-bracket-notation"/>
     <w:p>
       <w:pPr>
         <w:pStyle w:val="Heading3"/>
@@ -10698,7 +10826,7 @@
       <w:r>
         <w:t xml:space="preserve"> </w:t>
       </w:r>
-      <w:hyperlink r:id="rId69">
+      <w:hyperlink r:id="rId74">
         <w:r>
           <w:rPr>
             <w:rStyle w:val="Hyperlink"/>
@@ -10710,7 +10838,7 @@
         <w:t xml:space="preserve">.</w:t>
       </w:r>
     </w:p>
-    <w:bookmarkStart w:id="70" w:name="def-iverson-bracket"/>
+    <w:bookmarkStart w:id="75" w:name="def-iverson-bracket"/>
     <w:p>
       <w:pPr>
         <w:pStyle w:val="BodyText"/>
@@ -10720,7 +10848,7 @@
           <w:b/>
           <w:bCs/>
         </w:rPr>
-        <w:t xml:space="preserve">Definition 14 (Iverson bracket)</w:t>
+        <w:t xml:space="preserve">Definition 18 (Iverson bracket)</w:t>
       </w:r>
       <w:r>
         <w:t xml:space="preserve"> </w:t>
@@ -10916,8 +11044,8 @@
         </m:oMath>
       </m:oMathPara>
     </w:p>
-    <w:bookmarkEnd w:id="70"/>
-    <w:bookmarkStart w:id="71" w:name="exm-iverson-bracket"/>
+    <w:bookmarkEnd w:id="75"/>
+    <w:bookmarkStart w:id="76" w:name="exm-iverson-bracket"/>
     <w:p>
       <w:pPr>
         <w:pStyle w:val="FirstParagraph"/>
@@ -11198,8 +11326,8 @@
         <w:t xml:space="preserve">.</w:t>
       </w:r>
     </w:p>
-    <w:bookmarkEnd w:id="71"/>
-    <w:bookmarkStart w:id="72" w:name="rem-iverson-indicator"/>
+    <w:bookmarkEnd w:id="76"/>
+    <w:bookmarkStart w:id="77" w:name="rem-iverson-indicator"/>
     <w:p>
       <w:pPr>
         <w:pStyle w:val="FirstParagraph"/>
@@ -11285,7 +11413,7 @@
           <w:rPr>
             <w:rStyle w:val="Hyperlink"/>
           </w:rPr>
-          <w:t xml:space="preserve">Definition 9</w:t>
+          <w:t xml:space="preserve">Definition 12</w:t>
         </w:r>
       </w:hyperlink>
       <w:r>
@@ -11696,8 +11824,8 @@
         </m:oMath>
       </m:oMathPara>
     </w:p>
-    <w:bookmarkEnd w:id="72"/>
-    <w:bookmarkStart w:id="73" w:name="def-kronecker-delta"/>
+    <w:bookmarkEnd w:id="77"/>
+    <w:bookmarkStart w:id="78" w:name="def-kronecker-delta"/>
     <w:p>
       <w:pPr>
         <w:pStyle w:val="FirstParagraph"/>
@@ -11707,7 +11835,7 @@
           <w:b/>
           <w:bCs/>
         </w:rPr>
-        <w:t xml:space="preserve">Definition 15 (Kronecker delta)</w:t>
+        <w:t xml:space="preserve">Definition 19 (Kronecker delta)</w:t>
       </w:r>
       <w:r>
         <w:t xml:space="preserve"> </w:t>
@@ -11961,15 +12089,15 @@
           <w:rPr>
             <w:rStyle w:val="Hyperlink"/>
           </w:rPr>
-          <w:t xml:space="preserve">Definition 14</w:t>
+          <w:t xml:space="preserve">Definition 18</w:t>
         </w:r>
       </w:hyperlink>
       <w:r>
         <w:t xml:space="preserve">).</w:t>
       </w:r>
     </w:p>
-    <w:bookmarkEnd w:id="73"/>
-    <w:bookmarkStart w:id="74" w:name="exm-kronecker-delta"/>
+    <w:bookmarkEnd w:id="78"/>
+    <w:bookmarkStart w:id="79" w:name="exm-kronecker-delta"/>
     <w:p>
       <w:pPr>
         <w:pStyle w:val="BodyText"/>
@@ -12312,9 +12440,9 @@
         </m:oMath>
       </m:oMathPara>
     </w:p>
-    <w:bookmarkEnd w:id="74"/>
-    <w:bookmarkEnd w:id="75"/>
-    <w:bookmarkStart w:id="79" w:name="Xd6f58182005cccf55080a628cd9152d2b1165ed"/>
+    <w:bookmarkEnd w:id="79"/>
+    <w:bookmarkEnd w:id="80"/>
+    <w:bookmarkStart w:id="84" w:name="Xd6f58182005cccf55080a628cd9152d2b1165ed"/>
     <w:p>
       <w:pPr>
         <w:pStyle w:val="Heading3"/>
@@ -12371,7 +12499,7 @@
       <w:r>
         <w:t xml:space="preserve"> </w:t>
       </w:r>
-      <w:hyperlink r:id="rId76">
+      <w:hyperlink r:id="rId81">
         <w:r>
           <w:rPr>
             <w:rStyle w:val="Hyperlink"/>
@@ -12756,7 +12884,7 @@
       <w:r>
         <w:t xml:space="preserve"> </w:t>
       </w:r>
-      <w:hyperlink r:id="rId77">
+      <w:hyperlink r:id="rId82">
         <w:r>
           <w:rPr>
             <w:rStyle w:val="Hyperlink"/>
@@ -12799,7 +12927,7 @@
       <w:r>
         <w:t xml:space="preserve"> </w:t>
       </w:r>
-      <w:hyperlink r:id="rId78">
+      <w:hyperlink r:id="rId83">
         <w:r>
           <w:rPr>
             <w:rStyle w:val="Hyperlink"/>
@@ -12899,8 +13027,8 @@
         <w:t xml:space="preserve">rather than the bare Iverson bracket.</w:t>
       </w:r>
     </w:p>
-    <w:bookmarkEnd w:id="79"/>
-    <w:bookmarkStart w:id="81" w:name="summary-of-indicator-notations"/>
+    <w:bookmarkEnd w:id="84"/>
+    <w:bookmarkStart w:id="86" w:name="summary-of-indicator-notations"/>
     <w:p>
       <w:pPr>
         <w:pStyle w:val="Heading3"/>
@@ -12941,7 +13069,7 @@
       <w:tr>
         <w:tc>
           <w:tcPr/>
-          <w:bookmarkStart w:id="80" w:name="tbl-indicator-notations"/>
+          <w:bookmarkStart w:id="85" w:name="tbl-indicator-notations"/>
           <w:p>
             <w:pPr>
               <w:jc w:val="center"/>
@@ -13876,13 +14004,13 @@
               </w:tc>
             </w:tr>
           </w:tbl>
-          <w:bookmarkEnd w:id="80"/>
+          <w:bookmarkEnd w:id="85"/>
           <w:p/>
         </w:tc>
       </w:tr>
     </w:tbl>
-    <w:bookmarkEnd w:id="81"/>
-    <w:bookmarkStart w:id="82" w:name="conventions-in-this-book"/>
+    <w:bookmarkEnd w:id="86"/>
+    <w:bookmarkStart w:id="87" w:name="conventions-in-this-book"/>
     <w:p>
       <w:pPr>
         <w:pStyle w:val="Heading3"/>
@@ -14236,8 +14364,8 @@
         <w:t xml:space="preserve">).</w:t>
       </w:r>
     </w:p>
-    <w:bookmarkEnd w:id="82"/>
-    <w:bookmarkStart w:id="92" w:name="key-algebraic-properties"/>
+    <w:bookmarkEnd w:id="87"/>
+    <w:bookmarkStart w:id="98" w:name="key-algebraic-properties"/>
     <w:p>
       <w:pPr>
         <w:pStyle w:val="Heading3"/>
@@ -14253,7 +14381,7 @@
       <w:r>
         <w:t xml:space="preserve">Indicator functions translate the logical connectives (</w:t>
       </w:r>
-      <w:hyperlink r:id="rId9">
+      <w:hyperlink r:id="rId88">
         <w:r>
           <w:rPr>
             <w:rStyle w:val="Hyperlink"/>
@@ -14304,7 +14432,7 @@
         <w:t xml:space="preserve">One of the identities below uses idempotence:</w:t>
       </w:r>
     </w:p>
-    <w:bookmarkStart w:id="84" w:name="def-idempotent"/>
+    <w:bookmarkStart w:id="90" w:name="def-idempotent"/>
     <w:p>
       <w:pPr>
         <w:pStyle w:val="BodyText"/>
@@ -14314,7 +14442,7 @@
           <w:b/>
           <w:bCs/>
         </w:rPr>
-        <w:t xml:space="preserve">Definition 16 (Idempotent)</w:t>
+        <w:t xml:space="preserve">Definition 20 (Idempotent)</w:t>
       </w:r>
       <w:r>
         <w:t xml:space="preserve"> </w:t>
@@ -14511,7 +14639,7 @@
       <w:r>
         <w:t xml:space="preserve"> </w:t>
       </w:r>
-      <w:hyperlink r:id="rId83">
+      <w:hyperlink r:id="rId89">
         <w:r>
           <w:rPr>
             <w:rStyle w:val="Hyperlink"/>
@@ -14523,8 +14651,8 @@
         <w:t xml:space="preserve">.</w:t>
       </w:r>
     </w:p>
-    <w:bookmarkEnd w:id="84"/>
-    <w:bookmarkStart w:id="86" w:name="exm-idempotent-indicator"/>
+    <w:bookmarkEnd w:id="90"/>
+    <w:bookmarkStart w:id="92" w:name="exm-idempotent-indicator"/>
     <w:p>
       <w:pPr>
         <w:pStyle w:val="BodyText"/>
@@ -14990,7 +15118,7 @@
       <w:r>
         <w:t xml:space="preserve"> </w:t>
       </w:r>
-      <w:hyperlink r:id="rId85">
+      <w:hyperlink r:id="rId91">
         <w:r>
           <w:rPr>
             <w:rStyle w:val="Hyperlink"/>
@@ -15057,7 +15185,7 @@
         <w:t xml:space="preserve">.</w:t>
       </w:r>
     </w:p>
-    <w:bookmarkEnd w:id="86"/>
+    <w:bookmarkEnd w:id="92"/>
     <w:p>
       <w:pPr>
         <w:pStyle w:val="BodyText"/>
@@ -15116,7 +15244,7 @@
       <w:r>
         <w:t xml:space="preserve"> </w:t>
       </w:r>
-      <w:hyperlink r:id="rId87">
+      <w:hyperlink r:id="rId93">
         <w:r>
           <w:rPr>
             <w:rStyle w:val="Hyperlink"/>
@@ -15719,7 +15847,7 @@
             <w:b/>
             <w:bCs/>
           </w:rPr>
-          <w:t xml:space="preserve">Definition 16</w:t>
+          <w:t xml:space="preserve">Definition 20</w:t>
         </w:r>
       </w:hyperlink>
       <w:r>
@@ -15864,7 +15992,7 @@
       <w:r>
         <w:t xml:space="preserve"> </w:t>
       </w:r>
-      <w:hyperlink r:id="rId88">
+      <w:hyperlink r:id="rId94">
         <w:r>
           <w:rPr>
             <w:rStyle w:val="Hyperlink"/>
@@ -15895,7 +16023,7 @@
       <w:r>
         <w:t xml:space="preserve"> </w:t>
       </w:r>
-      <w:hyperlink r:id="rId89">
+      <w:hyperlink r:id="rId95">
         <w:r>
           <w:rPr>
             <w:rStyle w:val="Hyperlink"/>
@@ -15915,7 +16043,7 @@
       <w:r>
         <w:t xml:space="preserve"> </w:t>
       </w:r>
-      <w:hyperlink r:id="rId14">
+      <w:hyperlink r:id="rId15">
         <w:r>
           <w:rPr>
             <w:rStyle w:val="Hyperlink"/>
@@ -15932,7 +16060,7 @@
       <w:r>
         <w:t xml:space="preserve"> </w:t>
       </w:r>
-      <w:hyperlink r:id="rId90">
+      <w:hyperlink r:id="rId96">
         <w:r>
           <w:rPr>
             <w:rStyle w:val="Hyperlink"/>
@@ -16129,7 +16257,7 @@
       <w:r>
         <w:t xml:space="preserve"> </w:t>
       </w:r>
-      <w:hyperlink r:id="rId91">
+      <w:hyperlink r:id="rId97">
         <w:r>
           <w:rPr>
             <w:rStyle w:val="Hyperlink"/>
@@ -16192,9 +16320,9 @@
         <w:t xml:space="preserve">regression models for binary outcomes.</w:t>
       </w:r>
     </w:p>
-    <w:bookmarkEnd w:id="92"/>
-    <w:bookmarkEnd w:id="93"/>
-    <w:bookmarkStart w:id="113" w:name="sec-notational-shorthands"/>
+    <w:bookmarkEnd w:id="98"/>
+    <w:bookmarkEnd w:id="99"/>
+    <w:bookmarkStart w:id="122" w:name="sec-notational-shorthands"/>
     <w:p>
       <w:pPr>
         <w:pStyle w:val="Heading2"/>
@@ -16203,7 +16331,7 @@
         <w:t xml:space="preserve">6 Notational shorthands</w:t>
       </w:r>
     </w:p>
-    <w:bookmarkStart w:id="96" w:name="def-lower-upper-limits"/>
+    <w:bookmarkStart w:id="102" w:name="def-lower-upper-limits"/>
     <w:p>
       <w:pPr>
         <w:pStyle w:val="FirstParagraph"/>
@@ -16213,7 +16341,7 @@
           <w:b/>
           <w:bCs/>
         </w:rPr>
-        <w:t xml:space="preserve">Definition 17 (Lower and upper limits of a sum or integral)</w:t>
+        <w:t xml:space="preserve">Definition 21 (Lower limit of a sum or integral)</w:t>
       </w:r>
       <w:r>
         <w:t xml:space="preserve"> </w:t>
@@ -16224,7 +16352,7 @@
       <w:r>
         <w:t xml:space="preserve"> </w:t>
       </w:r>
-      <w:hyperlink r:id="rId94">
+      <w:hyperlink r:id="rId100">
         <w:r>
           <w:rPr>
             <w:rStyle w:val="Hyperlink"/>
@@ -16320,37 +16448,7 @@
         </m:r>
       </m:oMath>
       <w:r>
-        <w:t xml:space="preserve">,</w:t>
-      </w:r>
-      <w:r>
-        <w:t xml:space="preserve"> </w:t>
-      </w:r>
-      <w:r>
-        <w:t xml:space="preserve">and the</w:t>
-      </w:r>
-      <w:r>
-        <w:t xml:space="preserve"> </w:t>
-      </w:r>
-      <w:r>
-        <w:rPr>
-          <w:b/>
-          <w:bCs/>
-        </w:rPr>
-        <w:t xml:space="preserve">upper limit</w:t>
-      </w:r>
-      <w:r>
-        <w:t xml:space="preserve"> </w:t>
-      </w:r>
-      <m:oMath>
-        <m:r>
-          <m:t>n</m:t>
-        </m:r>
-      </m:oMath>
-      <w:r>
-        <w:t xml:space="preserve"> </w:t>
-      </w:r>
-      <w:r>
-        <w:t xml:space="preserve">is its last value.</w:t>
+        <w:t xml:space="preserve">.</w:t>
       </w:r>
       <w:r>
         <w:t xml:space="preserve"> </w:t>
@@ -16361,7 +16459,7 @@
       <w:r>
         <w:t xml:space="preserve"> </w:t>
       </w:r>
-      <w:hyperlink r:id="rId95">
+      <w:hyperlink r:id="rId101">
         <w:r>
           <w:rPr>
             <w:rStyle w:val="Hyperlink"/>
@@ -16452,13 +16550,99 @@
         <w:t xml:space="preserve"> </w:t>
       </w:r>
       <w:r>
-        <w:t xml:space="preserve">is the left end of the interval of integration,</w:t>
-      </w:r>
-      <w:r>
-        <w:t xml:space="preserve"> </w:t>
-      </w:r>
-      <w:r>
-        <w:t xml:space="preserve">and the</w:t>
+        <w:t xml:space="preserve">is the left end of the interval of integration.</w:t>
+      </w:r>
+      <w:r>
+        <w:t xml:space="preserve"> </w:t>
+      </w:r>
+      <w:r>
+        <w:t xml:space="preserve">In both, the lower limit is written below the symbol.</w:t>
+      </w:r>
+    </w:p>
+    <w:bookmarkEnd w:id="102"/>
+    <w:bookmarkStart w:id="103" w:name="def-upper-limit"/>
+    <w:p>
+      <w:pPr>
+        <w:pStyle w:val="BodyText"/>
+      </w:pPr>
+      <w:r>
+        <w:rPr>
+          <w:b/>
+          <w:bCs/>
+        </w:rPr>
+        <w:t xml:space="preserve">Definition 22 (Upper limit of a sum or integral)</w:t>
+      </w:r>
+      <w:r>
+        <w:t xml:space="preserve"> </w:t>
+      </w:r>
+      <w:r>
+        <w:t xml:space="preserve">In a</w:t>
+      </w:r>
+      <w:r>
+        <w:t xml:space="preserve"> </w:t>
+      </w:r>
+      <w:hyperlink r:id="rId100">
+        <w:r>
+          <w:rPr>
+            <w:rStyle w:val="Hyperlink"/>
+          </w:rPr>
+          <w:t xml:space="preserve">sum</w:t>
+        </w:r>
+      </w:hyperlink>
+      <w:r>
+        <w:t xml:space="preserve"> </w:t>
+      </w:r>
+      <m:oMath>
+        <m:nary>
+          <m:naryPr>
+            <m:chr m:val="∑"/>
+            <m:limLoc m:val="undOvr"/>
+            <m:subHide m:val="off"/>
+            <m:supHide m:val="off"/>
+          </m:naryPr>
+          <m:sub>
+            <m:r>
+              <m:t>i</m:t>
+            </m:r>
+            <m:r>
+              <m:rPr>
+                <m:sty m:val="p"/>
+              </m:rPr>
+              <m:t>=</m:t>
+            </m:r>
+            <m:r>
+              <m:t>m</m:t>
+            </m:r>
+          </m:sub>
+          <m:sup>
+            <m:r>
+              <m:t>n</m:t>
+            </m:r>
+          </m:sup>
+          <m:e>
+            <m:sSub>
+              <m:e>
+                <m:r>
+                  <m:t>a</m:t>
+                </m:r>
+              </m:e>
+              <m:sub>
+                <m:r>
+                  <m:t>i</m:t>
+                </m:r>
+              </m:sub>
+            </m:sSub>
+          </m:e>
+        </m:nary>
+      </m:oMath>
+      <w:r>
+        <w:t xml:space="preserve">,</w:t>
+      </w:r>
+      <w:r>
+        <w:t xml:space="preserve"> </w:t>
+      </w:r>
+      <w:r>
+        <w:t xml:space="preserve">the</w:t>
       </w:r>
       <w:r>
         <w:t xml:space="preserve"> </w:t>
@@ -16475,6 +16659,119 @@
       </w:r>
       <m:oMath>
         <m:r>
+          <m:t>n</m:t>
+        </m:r>
+      </m:oMath>
+      <w:r>
+        <w:t xml:space="preserve"> </w:t>
+      </w:r>
+      <w:r>
+        <w:t xml:space="preserve">is the last value of the index</w:t>
+      </w:r>
+      <w:r>
+        <w:t xml:space="preserve"> </w:t>
+      </w:r>
+      <m:oMath>
+        <m:r>
+          <m:t>i</m:t>
+        </m:r>
+      </m:oMath>
+      <w:r>
+        <w:t xml:space="preserve">.</w:t>
+      </w:r>
+      <w:r>
+        <w:t xml:space="preserve"> </w:t>
+      </w:r>
+      <w:r>
+        <w:t xml:space="preserve">In an</w:t>
+      </w:r>
+      <w:r>
+        <w:t xml:space="preserve"> </w:t>
+      </w:r>
+      <w:hyperlink r:id="rId101">
+        <w:r>
+          <w:rPr>
+            <w:rStyle w:val="Hyperlink"/>
+          </w:rPr>
+          <w:t xml:space="preserve">integral</w:t>
+        </w:r>
+      </w:hyperlink>
+      <w:r>
+        <w:t xml:space="preserve"> </w:t>
+      </w:r>
+      <m:oMath>
+        <m:nary>
+          <m:naryPr>
+            <m:chr m:val="∫"/>
+            <m:limLoc m:val="subSup"/>
+            <m:subHide m:val="off"/>
+            <m:supHide m:val="off"/>
+          </m:naryPr>
+          <m:sub>
+            <m:r>
+              <m:t>a</m:t>
+            </m:r>
+          </m:sub>
+          <m:sup>
+            <m:r>
+              <m:t>b</m:t>
+            </m:r>
+          </m:sup>
+          <m:e>
+            <m:r>
+              <m:t>f</m:t>
+            </m:r>
+          </m:e>
+        </m:nary>
+        <m:r>
+          <m:rPr>
+            <m:sty m:val="p"/>
+          </m:rPr>
+          <m:t>(</m:t>
+        </m:r>
+        <m:r>
+          <m:t>x</m:t>
+        </m:r>
+        <m:r>
+          <m:rPr>
+            <m:sty m:val="p"/>
+          </m:rPr>
+          <m:t>)</m:t>
+        </m:r>
+        <m:r>
+          <m:t> </m:t>
+        </m:r>
+        <m:r>
+          <m:t>d</m:t>
+        </m:r>
+        <m:r>
+          <m:t>x</m:t>
+        </m:r>
+      </m:oMath>
+      <w:r>
+        <w:t xml:space="preserve">,</w:t>
+      </w:r>
+      <w:r>
+        <w:t xml:space="preserve"> </w:t>
+      </w:r>
+      <w:r>
+        <w:t xml:space="preserve">the</w:t>
+      </w:r>
+      <w:r>
+        <w:t xml:space="preserve"> </w:t>
+      </w:r>
+      <w:r>
+        <w:rPr>
+          <w:b/>
+          <w:bCs/>
+        </w:rPr>
+        <w:t xml:space="preserve">upper limit</w:t>
+      </w:r>
+      <w:r>
+        <w:t xml:space="preserve"> </w:t>
+      </w:r>
+      <m:oMath>
+        <m:r>
           <m:t>b</m:t>
         </m:r>
       </m:oMath>
@@ -16482,13 +16779,155 @@
         <w:t xml:space="preserve"> </w:t>
       </w:r>
       <w:r>
-        <w:t xml:space="preserve">is its right end;</w:t>
-      </w:r>
-      <w:r>
-        <w:t xml:space="preserve"> </w:t>
-      </w:r>
-      <w:r>
-        <w:t xml:space="preserve">together they are the</w:t>
+        <w:t xml:space="preserve">is the right end of the interval of integration.</w:t>
+      </w:r>
+      <w:r>
+        <w:t xml:space="preserve"> </w:t>
+      </w:r>
+      <w:r>
+        <w:t xml:space="preserve">In both, the upper limit is written above the symbol.</w:t>
+      </w:r>
+    </w:p>
+    <w:bookmarkEnd w:id="103"/>
+    <w:bookmarkStart w:id="104" w:name="def-limits-of-integration"/>
+    <w:p>
+      <w:pPr>
+        <w:pStyle w:val="BodyText"/>
+      </w:pPr>
+      <w:r>
+        <w:rPr>
+          <w:b/>
+          <w:bCs/>
+        </w:rPr>
+        <w:t xml:space="preserve">Definition 23 (Limits of integration)</w:t>
+      </w:r>
+      <w:r>
+        <w:t xml:space="preserve"> </w:t>
+      </w:r>
+      <w:r>
+        <w:t xml:space="preserve">In an</w:t>
+      </w:r>
+      <w:r>
+        <w:t xml:space="preserve"> </w:t>
+      </w:r>
+      <w:hyperlink r:id="rId101">
+        <w:r>
+          <w:rPr>
+            <w:rStyle w:val="Hyperlink"/>
+          </w:rPr>
+          <w:t xml:space="preserve">integral</w:t>
+        </w:r>
+      </w:hyperlink>
+      <w:r>
+        <w:t xml:space="preserve"> </w:t>
+      </w:r>
+      <m:oMath>
+        <m:nary>
+          <m:naryPr>
+            <m:chr m:val="∫"/>
+            <m:limLoc m:val="subSup"/>
+            <m:subHide m:val="off"/>
+            <m:supHide m:val="off"/>
+          </m:naryPr>
+          <m:sub>
+            <m:r>
+              <m:t>a</m:t>
+            </m:r>
+          </m:sub>
+          <m:sup>
+            <m:r>
+              <m:t>b</m:t>
+            </m:r>
+          </m:sup>
+          <m:e>
+            <m:r>
+              <m:t>f</m:t>
+            </m:r>
+          </m:e>
+        </m:nary>
+        <m:r>
+          <m:rPr>
+            <m:sty m:val="p"/>
+          </m:rPr>
+          <m:t>(</m:t>
+        </m:r>
+        <m:r>
+          <m:t>x</m:t>
+        </m:r>
+        <m:r>
+          <m:rPr>
+            <m:sty m:val="p"/>
+          </m:rPr>
+          <m:t>)</m:t>
+        </m:r>
+        <m:r>
+          <m:t> </m:t>
+        </m:r>
+        <m:r>
+          <m:t>d</m:t>
+        </m:r>
+        <m:r>
+          <m:t>x</m:t>
+        </m:r>
+      </m:oMath>
+      <w:r>
+        <w:t xml:space="preserve">,</w:t>
+      </w:r>
+      <w:r>
+        <w:t xml:space="preserve"> </w:t>
+      </w:r>
+      <w:r>
+        <w:t xml:space="preserve">the lower limit (</w:t>
+      </w:r>
+      <w:hyperlink w:anchor="def-lower-upper-limits">
+        <w:r>
+          <w:rPr>
+            <w:rStyle w:val="Hyperlink"/>
+          </w:rPr>
+          <w:t xml:space="preserve">Definition 21</w:t>
+        </w:r>
+      </w:hyperlink>
+      <w:r>
+        <w:t xml:space="preserve">)</w:t>
+      </w:r>
+      <w:r>
+        <w:t xml:space="preserve"> </w:t>
+      </w:r>
+      <m:oMath>
+        <m:r>
+          <m:t>a</m:t>
+        </m:r>
+      </m:oMath>
+      <w:r>
+        <w:t xml:space="preserve"> </w:t>
+      </w:r>
+      <w:r>
+        <w:t xml:space="preserve">and the upper limit (</w:t>
+      </w:r>
+      <w:hyperlink w:anchor="def-upper-limit">
+        <w:r>
+          <w:rPr>
+            <w:rStyle w:val="Hyperlink"/>
+          </w:rPr>
+          <w:t xml:space="preserve">Definition 22</w:t>
+        </w:r>
+      </w:hyperlink>
+      <w:r>
+        <w:t xml:space="preserve">)</w:t>
+      </w:r>
+      <w:r>
+        <w:t xml:space="preserve"> </w:t>
+      </w:r>
+      <m:oMath>
+        <m:r>
+          <m:t>b</m:t>
+        </m:r>
+      </m:oMath>
+      <w:r>
+        <w:t xml:space="preserve"> </w:t>
+      </w:r>
+      <w:r>
+        <w:t xml:space="preserve">together are the</w:t>
       </w:r>
       <w:r>
         <w:t xml:space="preserve"> </w:t>
@@ -16503,21 +16942,9 @@
       <w:r>
         <w:t xml:space="preserve">.</w:t>
       </w:r>
-      <w:r>
-        <w:t xml:space="preserve"> </w:t>
-      </w:r>
-      <w:r>
-        <w:t xml:space="preserve">In both, the lower limit is written below the symbol</w:t>
-      </w:r>
-      <w:r>
-        <w:t xml:space="preserve"> </w:t>
-      </w:r>
-      <w:r>
-        <w:t xml:space="preserve">and the upper limit above it.</w:t>
-      </w:r>
     </w:p>
-    <w:bookmarkEnd w:id="96"/>
-    <w:bookmarkStart w:id="97" w:name="exm-lower-upper-limits"/>
+    <w:bookmarkEnd w:id="104"/>
+    <w:bookmarkStart w:id="105" w:name="exm-lower-upper-limits"/>
     <w:p>
       <w:pPr>
         <w:pStyle w:val="BodyText"/>
@@ -16788,8 +17215,8 @@
         <w:t xml:space="preserve">.</w:t>
       </w:r>
     </w:p>
-    <w:bookmarkEnd w:id="97"/>
-    <w:bookmarkStart w:id="100" w:name="rem-limits-two-meanings"/>
+    <w:bookmarkEnd w:id="105"/>
+    <w:bookmarkStart w:id="108" w:name="rem-limits-two-meanings"/>
     <w:p>
       <w:pPr>
         <w:pStyle w:val="FirstParagraph"/>
@@ -16821,10 +17248,24 @@
           <w:rPr>
             <w:rStyle w:val="Hyperlink"/>
           </w:rPr>
-          <w:t xml:space="preserve">Definition 17</w:t>
+          <w:t xml:space="preserve">Definition 21</w:t>
         </w:r>
       </w:hyperlink>
       <w:r>
+        <w:t xml:space="preserve">,</w:t>
+      </w:r>
+      <w:r>
+        <w:t xml:space="preserve"> </w:t>
+      </w:r>
+      <w:hyperlink w:anchor="def-upper-limit">
+        <w:r>
+          <w:rPr>
+            <w:rStyle w:val="Hyperlink"/>
+          </w:rPr>
+          <w:t xml:space="preserve">Definition 22</w:t>
+        </w:r>
+      </w:hyperlink>
+      <w:r>
         <w:t xml:space="preserve">)</w:t>
       </w:r>
       <w:r>
@@ -16842,7 +17283,7 @@
       <w:r>
         <w:t xml:space="preserve"> </w:t>
       </w:r>
-      <w:hyperlink r:id="rId98">
+      <w:hyperlink r:id="rId106">
         <w:r>
           <w:rPr>
             <w:rStyle w:val="Hyperlink"/>
@@ -16859,7 +17300,7 @@
       <w:r>
         <w:t xml:space="preserve"> </w:t>
       </w:r>
-      <w:hyperlink r:id="rId99">
+      <w:hyperlink r:id="rId107">
         <w:r>
           <w:rPr>
             <w:rStyle w:val="Hyperlink"/>
@@ -17049,8 +17490,8 @@
         <w:t xml:space="preserve">is sent to infinity by a calculus limit.</w:t>
       </w:r>
     </w:p>
-    <w:bookmarkEnd w:id="100"/>
-    <w:bookmarkStart w:id="101" w:name="def-notational-shorthand"/>
+    <w:bookmarkEnd w:id="108"/>
+    <w:bookmarkStart w:id="109" w:name="def-notational-shorthand"/>
     <w:p>
       <w:pPr>
         <w:pStyle w:val="BodyText"/>
@@ -17060,7 +17501,7 @@
           <w:b/>
           <w:bCs/>
         </w:rPr>
-        <w:t xml:space="preserve">Definition 18 (Notational shorthand)</w:t>
+        <w:t xml:space="preserve">Definition 24 (Notational shorthand)</w:t>
       </w:r>
       <w:r>
         <w:t xml:space="preserve"> </w:t>
@@ -17102,11 +17543,25 @@
       <w:r>
         <w:t xml:space="preserve">and relies on the reader to supply the missing part from context.</w:t>
       </w:r>
-      <w:r>
-        <w:t xml:space="preserve"> </w:t>
-      </w:r>
-      <w:r>
-        <w:t xml:space="preserve">The expression with every part written out is its</w:t>
+    </w:p>
+    <w:bookmarkEnd w:id="109"/>
+    <w:bookmarkStart w:id="110" w:name="def-full-form"/>
+    <w:p>
+      <w:pPr>
+        <w:pStyle w:val="BodyText"/>
+      </w:pPr>
+      <w:r>
+        <w:rPr>
+          <w:b/>
+          <w:bCs/>
+        </w:rPr>
+        <w:t xml:space="preserve">Definition 25 (Full form)</w:t>
+      </w:r>
+      <w:r>
+        <w:t xml:space="preserve"> </w:t>
+      </w:r>
+      <w:r>
+        <w:t xml:space="preserve">The</w:t>
       </w:r>
       <w:r>
         <w:t xml:space="preserve"> </w:t>
@@ -17119,10 +17574,30 @@
         <w:t xml:space="preserve">full form</w:t>
       </w:r>
       <w:r>
-        <w:t xml:space="preserve">.</w:t>
+        <w:t xml:space="preserve"> </w:t>
+      </w:r>
+      <w:r>
+        <w:t xml:space="preserve">of a notational shorthand (</w:t>
+      </w:r>
+      <w:hyperlink w:anchor="def-notational-shorthand">
+        <w:r>
+          <w:rPr>
+            <w:rStyle w:val="Hyperlink"/>
+          </w:rPr>
+          <w:t xml:space="preserve">Definition 24</w:t>
+        </w:r>
+      </w:hyperlink>
+      <w:r>
+        <w:t xml:space="preserve">)</w:t>
+      </w:r>
+      <w:r>
+        <w:t xml:space="preserve"> </w:t>
+      </w:r>
+      <w:r>
+        <w:t xml:space="preserve">is the expression with every part written out.</w:t>
       </w:r>
     </w:p>
-    <w:bookmarkEnd w:id="101"/>
+    <w:bookmarkEnd w:id="110"/>
     <w:tbl>
       <w:tblPr>
         <w:tblStyle w:val="Table"/>
@@ -17164,18 +17639,18 @@
                 <wp:inline>
                   <wp:extent cx="152400" cy="152400"/>
                   <wp:effectExtent b="0" l="0" r="0" t="0"/>
-                  <wp:docPr descr="" title="" id="102" name="Picture"/>
+                  <wp:docPr descr="" title="" id="111" name="Picture"/>
                   <a:graphic>
                     <a:graphicData uri="http://schemas.openxmlformats.org/drawingml/2006/picture">
                       <pic:pic>
                         <pic:nvPicPr>
-                          <pic:cNvPr descr="/opt/quarto/share/formats/docx/note.png" id="103" name="Picture"/>
+                          <pic:cNvPr descr="/opt/quarto/share/formats/docx/note.png" id="112" name="Picture"/>
                           <pic:cNvPicPr>
                             <a:picLocks noChangeArrowheads="1" noChangeAspect="1"/>
                           </pic:cNvPicPr>
                         </pic:nvPicPr>
                         <pic:blipFill>
-                          <a:blip r:embed="rId34"/>
+                          <a:blip r:embed="rId38"/>
                           <a:stretch>
                             <a:fillRect/>
                           </a:stretch>
@@ -17575,7 +18050,7 @@
         </w:tc>
       </w:tr>
     </w:tbl>
-    <w:bookmarkStart w:id="104" w:name="def-range-of-variable"/>
+    <w:bookmarkStart w:id="113" w:name="def-range-of-variable"/>
     <w:p>
       <w:pPr>
         <w:pStyle w:val="FirstParagraph"/>
@@ -17585,7 +18060,7 @@
           <w:b/>
           <w:bCs/>
         </w:rPr>
-        <w:t xml:space="preserve">Definition 19 (Range of a variable)</w:t>
+        <w:t xml:space="preserve">Definition 26 (Range of a variable)</w:t>
       </w:r>
       <w:r>
         <w:t xml:space="preserve"> </w:t>
@@ -17671,7 +18146,7 @@
         <w:t xml:space="preserve">can take.</w:t>
       </w:r>
     </w:p>
-    <w:bookmarkEnd w:id="104"/>
+    <w:bookmarkEnd w:id="113"/>
     <w:p>
       <w:pPr>
         <w:pStyle w:val="BodyText"/>
@@ -17787,7 +18262,7 @@
       <w:r>
         <w:t xml:space="preserve"> </w:t>
       </w:r>
-      <w:hyperlink r:id="rId13">
+      <w:hyperlink r:id="rId14">
         <w:r>
           <w:rPr>
             <w:rStyle w:val="Hyperlink"/>
@@ -17818,7 +18293,7 @@
       <w:r>
         <w:t xml:space="preserve"> </w:t>
       </w:r>
-      <w:hyperlink r:id="rId105">
+      <w:hyperlink r:id="rId114">
         <w:r>
           <w:rPr>
             <w:rStyle w:val="Hyperlink"/>
@@ -17888,7 +18363,7 @@
       <w:r>
         <w:t xml:space="preserve"> </w:t>
       </w:r>
-      <w:hyperlink r:id="rId106">
+      <w:hyperlink r:id="rId115">
         <w:r>
           <w:rPr>
             <w:rStyle w:val="Hyperlink"/>
@@ -17955,7 +18430,7 @@
       <w:r>
         <w:t xml:space="preserve">(</w:t>
       </w:r>
-      <w:hyperlink r:id="rId107">
+      <w:hyperlink r:id="rId116">
         <w:r>
           <w:rPr>
             <w:rStyle w:val="Hyperlink"/>
@@ -18317,7 +18792,7 @@
       <w:r>
         <w:t xml:space="preserve"> </w:t>
       </w:r>
-      <w:hyperlink r:id="rId105">
+      <w:hyperlink r:id="rId114">
         <w:r>
           <w:rPr>
             <w:rStyle w:val="Hyperlink"/>
@@ -18417,7 +18892,7 @@
       <w:tr>
         <w:tc>
           <w:tcPr/>
-          <w:bookmarkStart w:id="109" w:name="tbl-notational-shorthands"/>
+          <w:bookmarkStart w:id="118" w:name="tbl-notational-shorthands"/>
           <w:p>
             <w:pPr>
               <w:jc w:val="center"/>
@@ -18633,7 +19108,7 @@
                   <w:r>
                     <w:t xml:space="preserve">the set the sum runs over (</w:t>
                   </w:r>
-                  <w:hyperlink r:id="rId108">
+                  <w:hyperlink r:id="rId117">
                     <w:r>
                       <w:rPr>
                         <w:rStyle w:val="Hyperlink"/>
@@ -18762,7 +19237,7 @@
                   <w:r>
                     <w:t xml:space="preserve">the lower and upper limits of the index (</w:t>
                   </w:r>
-                  <w:hyperlink r:id="rId94">
+                  <w:hyperlink r:id="rId100">
                     <w:r>
                       <w:rPr>
                         <w:rStyle w:val="Hyperlink"/>
@@ -20063,12 +20538,12 @@
               </w:tc>
             </w:tr>
           </w:tbl>
-          <w:bookmarkEnd w:id="109"/>
+          <w:bookmarkEnd w:id="118"/>
           <w:p/>
         </w:tc>
       </w:tr>
     </w:tbl>
-    <w:bookmarkStart w:id="111" w:name="rem-indefinite-integral-not-shorthand"/>
+    <w:bookmarkStart w:id="120" w:name="rem-indefinite-integral-not-shorthand"/>
     <w:p>
       <w:pPr>
         <w:pStyle w:val="BodyText"/>
@@ -20180,7 +20655,7 @@
       <w:r>
         <w:t xml:space="preserve"> </w:t>
       </w:r>
-      <w:hyperlink r:id="rId110">
+      <w:hyperlink r:id="rId119">
         <w:r>
           <w:rPr>
             <w:rStyle w:val="Hyperlink"/>
@@ -20341,8 +20816,8 @@
         <w:t xml:space="preserve">Writing the limits out tells the reader which of the two is meant.</w:t>
       </w:r>
     </w:p>
-    <w:bookmarkEnd w:id="111"/>
-    <w:bookmarkStart w:id="112" w:name="exm-expand-index-shorthand"/>
+    <w:bookmarkEnd w:id="120"/>
+    <w:bookmarkStart w:id="121" w:name="exm-expand-index-shorthand"/>
     <w:p>
       <w:pPr>
         <w:pStyle w:val="BodyText"/>
@@ -20788,9 +21263,9 @@
         </m:oMath>
       </m:oMathPara>
     </w:p>
-    <w:bookmarkEnd w:id="112"/>
-    <w:bookmarkEnd w:id="113"/>
-    <w:bookmarkStart w:id="120" w:name="X93a3d4ef5e06a67ae6b891e46b41b74b3674f55"/>
+    <w:bookmarkEnd w:id="121"/>
+    <w:bookmarkEnd w:id="122"/>
+    <w:bookmarkStart w:id="129" w:name="X93a3d4ef5e06a67ae6b891e46b41b74b3674f55"/>
     <w:p>
       <w:pPr>
         <w:pStyle w:val="Heading2"/>
@@ -20919,7 +21394,7 @@
       <w:r>
         <w:t xml:space="preserve"> </w:t>
       </w:r>
-      <w:hyperlink r:id="rId114">
+      <w:hyperlink r:id="rId123">
         <w:r>
           <w:rPr>
             <w:rStyle w:val="Hyperlink"/>
@@ -20939,7 +21414,7 @@
       <w:r>
         <w:t xml:space="preserve"> </w:t>
       </w:r>
-      <w:hyperlink r:id="rId115">
+      <w:hyperlink r:id="rId124">
         <w:r>
           <w:rPr>
             <w:rStyle w:val="Hyperlink"/>
@@ -20959,7 +21434,7 @@
       <w:r>
         <w:t xml:space="preserve"> </w:t>
       </w:r>
-      <w:hyperlink r:id="rId116">
+      <w:hyperlink r:id="rId125">
         <w:r>
           <w:rPr>
             <w:rStyle w:val="Hyperlink"/>
@@ -20979,7 +21454,7 @@
       <w:r>
         <w:t xml:space="preserve"> </w:t>
       </w:r>
-      <w:hyperlink r:id="rId117">
+      <w:hyperlink r:id="rId126">
         <w:r>
           <w:rPr>
             <w:rStyle w:val="Hyperlink"/>
@@ -20999,7 +21474,7 @@
       <w:r>
         <w:t xml:space="preserve"> </w:t>
       </w:r>
-      <w:hyperlink r:id="rId118">
+      <w:hyperlink r:id="rId127">
         <w:r>
           <w:rPr>
             <w:rStyle w:val="Hyperlink"/>
@@ -21040,7 +21515,7 @@
       <w:r>
         <w:t xml:space="preserve"> </w:t>
       </w:r>
-      <w:hyperlink r:id="rId119">
+      <w:hyperlink r:id="rId128">
         <w:r>
           <w:rPr>
             <w:rStyle w:val="Hyperlink"/>
@@ -21052,8 +21527,8 @@
         <w:t xml:space="preserve">.</w:t>
       </w:r>
     </w:p>
-    <w:bookmarkEnd w:id="120"/>
-    <w:bookmarkStart w:id="123" w:name="sec-further-reading"/>
+    <w:bookmarkEnd w:id="129"/>
+    <w:bookmarkStart w:id="133" w:name="sec-further-reading"/>
     <w:p>
       <w:pPr>
         <w:pStyle w:val="Heading2"/>
@@ -21078,7 +21553,7 @@
       <w:r>
         <w:t xml:space="preserve"> </w:t>
       </w:r>
-      <w:hyperlink r:id="rId121">
+      <w:hyperlink r:id="rId130">
         <w:r>
           <w:rPr>
             <w:rStyle w:val="Hyperlink"/>
@@ -21116,7 +21591,7 @@
       <w:r>
         <w:t xml:space="preserve">logical connectives (</w:t>
       </w:r>
-      <w:hyperlink r:id="rId9">
+      <w:hyperlink r:id="rId88">
         <w:r>
           <w:rPr>
             <w:rStyle w:val="Hyperlink"/>
@@ -21127,7 +21602,7 @@
       <w:r>
         <w:t xml:space="preserve">) and quantifiers (</w:t>
       </w:r>
-      <w:hyperlink r:id="rId10">
+      <w:hyperlink r:id="rId131">
         <w:r>
           <w:rPr>
             <w:rStyle w:val="Hyperlink"/>
@@ -21185,7 +21660,7 @@
       <w:r>
         <w:t xml:space="preserve"> </w:t>
       </w:r>
-      <w:hyperlink r:id="rId122">
+      <w:hyperlink r:id="rId132">
         <w:r>
           <w:rPr>
             <w:rStyle w:val="Hyperlink"/>
@@ -21200,8 +21675,8 @@
         <w:t xml:space="preserve">page.</w:t>
       </w:r>
     </w:p>
-    <w:bookmarkEnd w:id="123"/>
-    <w:bookmarkStart w:id="132" w:name="references"/>
+    <w:bookmarkEnd w:id="133"/>
+    <w:bookmarkStart w:id="142" w:name="references"/>
     <w:p>
       <w:pPr>
         <w:pStyle w:val="Heading2"/>
@@ -21210,8 +21685,8 @@
         <w:t xml:space="preserve">References</w:t>
       </w:r>
     </w:p>
-    <w:bookmarkStart w:id="131" w:name="refs"/>
-    <w:bookmarkStart w:id="125" w:name="ref-barkerplummer2011language"/>
+    <w:bookmarkStart w:id="141" w:name="refs"/>
+    <w:bookmarkStart w:id="135" w:name="ref-barkerplummer2011language"/>
     <w:p>
       <w:pPr>
         <w:pStyle w:val="Bibliography"/>
@@ -21235,7 +21710,7 @@
       <w:r>
         <w:t xml:space="preserve"> </w:t>
       </w:r>
-      <w:hyperlink r:id="rId124">
+      <w:hyperlink r:id="rId134">
         <w:r>
           <w:rPr>
             <w:rStyle w:val="Hyperlink"/>
@@ -21247,8 +21722,8 @@
         <w:t xml:space="preserve">.</w:t>
       </w:r>
     </w:p>
-    <w:bookmarkEnd w:id="125"/>
-    <w:bookmarkStart w:id="127" w:name="ref-nelder1972generalized"/>
+    <w:bookmarkEnd w:id="135"/>
+    <w:bookmarkStart w:id="137" w:name="ref-nelder1972generalized"/>
     <w:p>
       <w:pPr>
         <w:pStyle w:val="Bibliography"/>
@@ -21281,7 +21756,7 @@
       <w:r>
         <w:t xml:space="preserve"> </w:t>
       </w:r>
-      <w:hyperlink r:id="rId126">
+      <w:hyperlink r:id="rId136">
         <w:r>
           <w:rPr>
             <w:rStyle w:val="Hyperlink"/>
@@ -21293,8 +21768,8 @@
         <w:t xml:space="preserve">.</w:t>
       </w:r>
     </w:p>
-    <w:bookmarkEnd w:id="127"/>
-    <w:bookmarkStart w:id="128" w:name="ref-rudin1976principles"/>
+    <w:bookmarkEnd w:id="137"/>
+    <w:bookmarkStart w:id="138" w:name="ref-rudin1976principles"/>
     <w:p>
       <w:pPr>
         <w:pStyle w:val="Bibliography"/>
@@ -21316,8 +21791,8 @@
         <w:t xml:space="preserve">. 3rd ed. International Series in Pure and Applied Mathematics. McGraw-Hill.</w:t>
       </w:r>
     </w:p>
-    <w:bookmarkEnd w:id="128"/>
-    <w:bookmarkStart w:id="130" w:name="ref-velleman2019prove"/>
+    <w:bookmarkEnd w:id="138"/>
+    <w:bookmarkStart w:id="140" w:name="ref-velleman2019prove"/>
     <w:p>
       <w:pPr>
         <w:pStyle w:val="Bibliography"/>
@@ -21341,7 +21816,7 @@
       <w:r>
         <w:t xml:space="preserve"> </w:t>
       </w:r>
-      <w:hyperlink r:id="rId129">
+      <w:hyperlink r:id="rId139">
         <w:r>
           <w:rPr>
             <w:rStyle w:val="Hyperlink"/>
@@ -21353,9 +21828,9 @@
         <w:t xml:space="preserve">.</w:t>
       </w:r>
     </w:p>
-    <w:bookmarkEnd w:id="130"/>
-    <w:bookmarkEnd w:id="131"/>
-    <w:bookmarkEnd w:id="132"/>
+    <w:bookmarkEnd w:id="140"/>
+    <w:bookmarkEnd w:id="141"/>
+    <w:bookmarkEnd w:id="142"/>
     <w:sectPr>
       <w:footnotePr>
         <w:numRestart w:val="eachSect"/>
@@ -21385,7 +21860,7 @@
       </w:r>
     </w:p>
   </w:footnote>
-  <w:footnote w:id="16">
+  <w:footnote w:id="17">
     <w:p>
       <w:pPr>
         <w:pStyle w:val="FootnoteText"/>
@@ -21404,7 +21879,7 @@
       </w:r>
     </w:p>
   </w:footnote>
-  <w:footnote w:id="20">
+  <w:footnote w:id="21">
     <w:p>
       <w:pPr>
         <w:pStyle w:val="FootnoteText"/>
@@ -21508,7 +21983,7 @@
       <w:r>
         <w:t xml:space="preserve"> </w:t>
       </w:r>
-      <w:hyperlink r:id="rId21">
+      <w:hyperlink r:id="rId22">
         <w:r>
           <w:rPr>
             <w:rStyle w:val="Hyperlink"/>
